--- a/rapports/16_02_2026/EL_MOUSTAPHA/coh_EQ17_sup_042204030012.docx
+++ b/rapports/16_02_2026/EL_MOUSTAPHA/coh_EQ17_sup_042204030012.docx
@@ -25,7 +25,7 @@
         <w:br/>
         <w:t>Grappe: 042204030012</w:t>
         <w:br/>
-        <w:t>Date: 16/02/2026 a 12:40</w:t>
+        <w:t>Date: 16/02/2026 a 12:58</w:t>
       </w:r>
     </w:p>
     <w:p/>

--- a/rapports/16_02_2026/EL_MOUSTAPHA/coh_EQ17_sup_042204030012.docx
+++ b/rapports/16_02_2026/EL_MOUSTAPHA/coh_EQ17_sup_042204030012.docx
@@ -25,7 +25,7 @@
         <w:br/>
         <w:t>Grappe: 042204030012</w:t>
         <w:br/>
-        <w:t>Date: 16/02/2026 a 12:58</w:t>
+        <w:t>Date: 16/02/2026 a 13:04</w:t>
       </w:r>
     </w:p>
     <w:p/>
@@ -327,7 +327,7 @@
           </w:tcPr>
           <w:p>
             <w:r>
-              <w:t>Section12</w:t>
+              <w:t>Section0</w:t>
             </w:r>
           </w:p>
         </w:tc>
@@ -337,7 +337,7 @@
           </w:tcPr>
           <w:p>
             <w:r>
-              <w:t>Actifs du menage</w:t>
+              <w:t>Identification et renseignements de controle</w:t>
             </w:r>
           </w:p>
         </w:tc>
@@ -380,38 +380,6 @@
           <w:p>
             <w:r>
               <w:t>11</w:t>
-            </w:r>
-          </w:p>
-        </w:tc>
-      </w:tr>
-      <w:tr>
-        <w:tc>
-          <w:tcPr>
-            <w:tcW w:type="dxa" w:w="3324"/>
-          </w:tcPr>
-          <w:p>
-            <w:r>
-              <w:t>Section0</w:t>
-            </w:r>
-          </w:p>
-        </w:tc>
-        <w:tc>
-          <w:tcPr>
-            <w:tcW w:type="dxa" w:w="3324"/>
-          </w:tcPr>
-          <w:p>
-            <w:r>
-              <w:t>Identification et renseignements de controle</w:t>
-            </w:r>
-          </w:p>
-        </w:tc>
-        <w:tc>
-          <w:tcPr>
-            <w:tcW w:type="dxa" w:w="3324"/>
-          </w:tcPr>
-          <w:p>
-            <w:r>
-              <w:t>10</w:t>
             </w:r>
           </w:p>
         </w:tc>
@@ -466,6 +434,38 @@
           <w:p>
             <w:r>
               <w:t>Emploi - Activite secondaire</w:t>
+            </w:r>
+          </w:p>
+        </w:tc>
+        <w:tc>
+          <w:tcPr>
+            <w:tcW w:type="dxa" w:w="3324"/>
+          </w:tcPr>
+          <w:p>
+            <w:r>
+              <w:t>10</w:t>
+            </w:r>
+          </w:p>
+        </w:tc>
+      </w:tr>
+      <w:tr>
+        <w:tc>
+          <w:tcPr>
+            <w:tcW w:type="dxa" w:w="3324"/>
+          </w:tcPr>
+          <w:p>
+            <w:r>
+              <w:t>Section12</w:t>
+            </w:r>
+          </w:p>
+        </w:tc>
+        <w:tc>
+          <w:tcPr>
+            <w:tcW w:type="dxa" w:w="3324"/>
+          </w:tcPr>
+          <w:p>
+            <w:r>
+              <w:t>Actifs du menage</w:t>
             </w:r>
           </w:p>
         </w:tc>
@@ -891,7 +891,7 @@
         <w:rPr>
           <w:sz w:val="20"/>
         </w:rPr>
-        <w:t xml:space="preserve">- Peu probable! ABDOU KARIME BODJI  n'arrive pas  à comprendre un petit texte lu dans une langue locale (s02q03). Veuillez corriger ou donner des explications au QG. Attention ! Le frais de scolarité (500 Fcfa) de ABDOU KARIME BODJI en 2ème année de Primaire est relativement faible par rapport aux autres frais de scolarités observés dans cette zone. Prière de corriger ou de confirmer avec le QG. </w:t>
+        <w:t xml:space="preserve">- Peu probable! ABDOU KARIME BODJI  n'arrive pas  à comprendre un petit texte lu dans une langue locale (s02q03). Veuillez corriger ou donner des explications au QG. </w:t>
         <w:br/>
         <w:t xml:space="preserve">- Peu probable! AMINATA NDIAYE  n'arrive pas  à comprendre un petit texte lu dans une langue locale (s02q03). Veuillez corriger ou donner des explications au QG. Peu probable! AMINATA NDIAYE  ne sait ni lire, ni écrire, ni comprendre dans aucune des langues  (s02q01,s02q02,s02q03). Veuillez corriger ou donner des explications au QG. </w:t>
         <w:br/>
@@ -1033,7 +1033,7 @@
         <w:rPr>
           <w:sz w:val="20"/>
         </w:rPr>
-        <w:t>- Avertissement!! La quantité (5 litre) du produit Huile de palme raffinée consommée  par le ménage semble très élevé, prière de corriger ou confirmer avec le QG. Avertissement!!! Le ménage a consommé 10 Pièce Petit de Poisson de mer séché (yayeboye), cette quantité semble anormale pour une consommation des 7 derniers jours.Prière de corriger ou de confirmer avec le QG. Avertissement!!! Le ménage a consommé 21 Kg taille unique de Mâchoiron Frais, cette quantité semble anormale pour une consommation des 7 derniers jours.Prière de corriger ou de confirmer avec le QG. Avertissement!!! Le ménage a consommé 3 Boite (Autre que la boite/pot de tomate) Moyen de Thé en sachet, cette quantité semble anormale pour une consommation des 7 derniers jours.Les ménages consomment géneralement en sachet ou en paquet, prière de corriger ou de confirmer avec le QG.</w:t>
+        <w:t>- Avertissement!! La quantité (5 litre) du produit Huile de palme raffinée consommée  par le ménage semble très élevé, prière de corriger ou confirmer avec le QG. Attention ! Le prix unitaire d'achat (600 Fcfa) de Huile de palme raffinée en Litre (taille unique) est relativement faible par rapport aux autres prix observés dans cette zone. Prière de corriger ou de confirmer avec le QG. Avertissement!!! Le ménage a consommé 10 Pièce Petit de Poisson de mer séché (yayeboye), cette quantité semble anormale pour une consommation des 7 derniers jours.Prière de corriger ou de confirmer avec le QG. Avertissement!!! Le ménage a consommé 21 Kg taille unique de Mâchoiron Frais, cette quantité semble anormale pour une consommation des 7 derniers jours.Prière de corriger ou de confirmer avec le QG. Avertissement!!! Le ménage a consommé 3 Boite (Autre que la boite/pot de tomate) Moyen de Thé en sachet, cette quantité semble anormale pour une consommation des 7 derniers jours.Les ménages consomment géneralement en sachet ou en paquet, prière de corriger ou de confirmer avec le QG. Incohérence!! Dans ce ménage, chaque individus consomme par jour .8892857 Kg  de cereale; Prière de revoir les quantités prises de ces produits.</w:t>
       </w:r>
     </w:p>
     <w:p>
@@ -1079,7 +1079,7 @@
         <w:rPr>
           <w:sz w:val="20"/>
         </w:rPr>
-        <w:t>- Attention ! Table à manger  (table + chaises) a été achété à 4000 Fcfa est relativement faible par rapport aux autres prix d'achat observés dans cette zone. Prière de corriger ou de confirmer avec le QG.</w:t>
+        <w:t>- Attention ! Salon  (Fauteuils et table basse) a été revendu à 900000 Fcfa qui est relativement élevé par rapport aux autres prix de revente observés dans cette zone. Prière de corriger ou de confirmer avec le QG.</w:t>
       </w:r>
     </w:p>
     <w:p>
@@ -1232,7 +1232,7 @@
         <w:rPr>
           <w:sz w:val="20"/>
         </w:rPr>
-        <w:t>- Attention ! Houe/daba/hilaire a été revendu à 7500 Fcfa qui est relativement élevé par rapport aux autres prix de revente observés dans cette zone. Prière de corriger ou de confirmer avec le QG.</w:t>
+        <w:t>- Attention ! Houe/daba/hilaire a été achété à 7500 Fcfa est relativement élevé par rapport aux autres prix d'achat observés dans cette zone. Prière de corriger ou de confirmer avec le QG. Attention ! Houe/daba/hilaire a été revendu à 7500 Fcfa qui est relativement élevé par rapport aux autres prix de revente observés dans cette zone. Prière de corriger ou de confirmer avec le QG.</w:t>
       </w:r>
     </w:p>
     <w:p>
@@ -1738,7 +1738,7 @@
         <w:rPr>
           <w:sz w:val="20"/>
         </w:rPr>
-        <w:t>- Avertissement!! La quantité (5.5 litre) du produit Huile de palme raffinée consommée  par le ménage semble très élevé, prière de corriger ou confirmer avec le QG. Avertissement!!! Le ménage a consommé 14 Paquet Petit de Thé en sachet, cette quantité semble anormale pour une consommation des 7 derniers jours.Prière de corriger ou de confirmer avec le QG. Avertissement!! le prix unitaire (100 Fcfa) de Thé en sachet (unité: Paquet) de taille Petit est très faible ou élevé. Prière de corriger ou de confirmer avec le QG.</w:t>
+        <w:t>- Avertissement!! La quantité (5.5 litre) du produit Huile de palme raffinée consommée  par le ménage semble très élevé, prière de corriger ou confirmer avec le QG. Avertissement!!! Le ménage a consommé 14 Paquet Petit de Thé en sachet, cette quantité semble anormale pour une consommation des 7 derniers jours.Prière de corriger ou de confirmer avec le QG. Avertissement!! le prix unitaire (100 Fcfa) de Thé en sachet (unité: Paquet) de taille Petit est très faible ou élevé. Prière de corriger ou de confirmer avec le QG. Incohérence!! Dans ce ménage, chaque individus consomme par jour .6263736 Kg  de cereale; Prière de revoir les quantités prises de ces produits.</w:t>
       </w:r>
     </w:p>
     <w:p>
@@ -1931,6 +1931,8 @@
         <w:rPr>
           <w:sz w:val="20"/>
         </w:rPr>
+        <w:t xml:space="preserve">- Attention ! Hache-Paille a été revendu à 4000 Fcfa qui est relativement élevé par rapport aux autres prix de revente observés dans cette zone. Prière de corriger ou de confirmer avec le QG. </w:t>
+        <w:br/>
         <w:t>- Attention ! Houe/daba/hilaire a été revendu à 4000 Fcfa qui est relativement élevé par rapport aux autres prix de revente observés dans cette zone. Prière de corriger ou de confirmer avec le QG.</w:t>
       </w:r>
     </w:p>
@@ -2417,7 +2419,7 @@
         <w:rPr>
           <w:sz w:val="20"/>
         </w:rPr>
-        <w:t>- Avertissement!!! Le ménage a consommé 4 Paquet Petit de Thé en sachet, cette quantité semble anormale pour une consommation des 7 derniers jours.Prière de corriger ou de confirmer avec le QG. Avertissement!! le prix unitaire (100 Fcfa) de Thé en sachet (unité: Paquet) de taille Petit est très faible ou élevé. Prière de corriger ou de confirmer avec le QG. Incohérence!! Dans ce ménage, chaque individus consomme par jour 1.128571 Kg  de cereale; Prière de revoir les quantités prises de ces produits. Incohérence!! Dans ce ménage, chaque individus consomme par jour 1.128571 Kg  de cereale; Prière de revoir les quantités prises de ces produits. Attention ! Le prix unitaire d'achat (1000 Fcfa) de Mil en Kg (taille unique) est relativement élevé par rapport aux autres prix observés dans cette zone. Prière de corriger ou de confirmer avec le QG.</w:t>
+        <w:t>- Attention ! Le prix unitaire d'achat (1500 Fcfa) de Lait en poudre en Kg (taille unique) est relativement faible par rapport aux autres prix observés dans cette zone. Prière de corriger ou de confirmer avec le QG. Avertissement!!! Le ménage a consommé 4 Paquet Petit de Thé en sachet, cette quantité semble anormale pour une consommation des 7 derniers jours.Prière de corriger ou de confirmer avec le QG. Avertissement!! le prix unitaire (100 Fcfa) de Thé en sachet (unité: Paquet) de taille Petit est très faible ou élevé. Prière de corriger ou de confirmer avec le QG. Incohérence!! Dans ce ménage, chaque individus consomme par jour 2.342857 Kg  de cereale; Prière de revoir les quantités prises de ces produits. Incohérence!! Dans ce ménage, chaque individus consomme par jour 2.342857 Kg  de cereale; Prière de revoir les quantités prises de ces produits. Attention ! Le prix unitaire d'achat (1000 Fcfa) de Mil en Kg (taille unique) est relativement élevé par rapport aux autres prix observés dans cette zone. Prière de corriger ou de confirmer avec le QG.</w:t>
       </w:r>
     </w:p>
     <w:p>
@@ -2483,6 +2485,27 @@
           <w:sz w:val="20"/>
         </w:rPr>
         <w:t>- Le pourcentage qui reste à recolter pour ces cultures est de 100% c'est-à-dire que la recolte n'a pas commencé pour ces cultures, prière de regarder les questions (s16Cq11 s16Cq12) ou corriger.</w:t>
+      </w:r>
+    </w:p>
+    <w:p>
+      <w:r>
+        <w:rPr>
+          <w:b/>
+          <w:color w:val="4672C4"/>
+          <w:sz w:val="22"/>
+        </w:rPr>
+        <w:t>&gt;&gt; Section19 - Equipements agricoles</w:t>
+      </w:r>
+    </w:p>
+    <w:p>
+      <w:pPr>
+        <w:ind w:left="283"/>
+      </w:pPr>
+      <w:r>
+        <w:rPr>
+          <w:sz w:val="20"/>
+        </w:rPr>
+        <w:t>- Attention ! Hache/pioche a été revendu à 5000 Fcfa qui est relativement élevé par rapport aux autres prix de revente observés dans cette zone. Prière de corriger ou de confirmer avec le QG.</w:t>
       </w:r>
     </w:p>
     <w:p>
@@ -2995,7 +3018,7 @@
         <w:rPr>
           <w:sz w:val="20"/>
         </w:rPr>
-        <w:t>- Avertissement!! La quantité (3.5 litre) du produit Huile de palme raffinée consommée  par le ménage semble très élevé, prière de corriger ou confirmer avec le QG. Avertissement!! le prix unitaire (100 Fcfa) de Thé en sachet (unité: Sachets) de taille Moyen est très faible ou élevé. Prière de corriger ou de confirmer avec le QG. Avertissement!!! Le ménage a consommé 21 Kg taille unique de Mâchoiron Frais, cette quantité semble anormale pour une consommation des 7 derniers jours.Prière de corriger ou de confirmer avec le QG. Difficile de consommer le Sel en Sachets industriel Petit prière de verifier. Incohérence!! Dans ce ménage, chaque individus consomme par jour .8101786 Kg  de cereale; Prière de revoir les quantités prises de ces produits. Le prix d'achat unitaire (3.333333 Fcfa) de Cube alimentaire (Maggi, Jumbo, ) en Cube de taille Moyen  est invraisemblable, prière de regarder les reponses prises dans les questions s07bq07a s07bq07b s07bq07c s07bq08 pour mieux corriger. Attention ! Le prix unitaire d'achat (3.333333 Fcfa) de Cube alimentaire (Maggi, Jumbo, ) en Cube (Moyen) est relativement faible par rapport aux autres prix observés dans cette zone. Prière de corriger ou de confirmer avec le QG.</w:t>
+        <w:t>- Avertissement!! La quantité (3.5 litre) du produit Huile de palme raffinée consommée  par le ménage semble très élevé, prière de corriger ou confirmer avec le QG. Avertissement!! le prix unitaire (100 Fcfa) de Thé en sachet (unité: Sachets) de taille Moyen est très faible ou élevé. Prière de corriger ou de confirmer avec le QG. Avertissement!!! Le ménage a consommé 21 Kg taille unique de Mâchoiron Frais, cette quantité semble anormale pour une consommation des 7 derniers jours.Prière de corriger ou de confirmer avec le QG. Difficile de consommer le Sel en Sachets industriel Petit prière de verifier. Incohérence!! Dans ce ménage, chaque individus consomme par jour 2.328036 Kg  de cereale; Prière de revoir les quantités prises de ces produits. Le prix d'achat unitaire (3.333333 Fcfa) de Cube alimentaire (Maggi, Jumbo, ) en Cube de taille Moyen  est invraisemblable, prière de regarder les reponses prises dans les questions s07bq07a s07bq07b s07bq07c s07bq08 pour mieux corriger. Attention ! Le prix unitaire d'achat (3.333333 Fcfa) de Cube alimentaire (Maggi, Jumbo, ) en Cube (Moyen) est relativement faible par rapport aux autres prix observés dans cette zone. Prière de corriger ou de confirmer avec le QG.</w:t>
       </w:r>
     </w:p>
     <w:p>
@@ -3404,6 +3427,27 @@
           <w:color w:val="4672C4"/>
           <w:sz w:val="22"/>
         </w:rPr>
+        <w:t>&gt;&gt; Section0 - Identification et renseignements de controle</w:t>
+      </w:r>
+    </w:p>
+    <w:p>
+      <w:pPr>
+        <w:ind w:left="283"/>
+      </w:pPr>
+      <w:r>
+        <w:rPr>
+          <w:sz w:val="20"/>
+        </w:rPr>
+        <w:t>- Le questionnaire semble ne pas être complètement fini mais le questionnaire est en statut complet, prière de compléter le questionnaire.</w:t>
+      </w:r>
+    </w:p>
+    <w:p>
+      <w:r>
+        <w:rPr>
+          <w:b/>
+          <w:color w:val="4672C4"/>
+          <w:sz w:val="22"/>
+        </w:rPr>
         <w:t>&gt;&gt; Section1 - Caracteristiques des membres</w:t>
       </w:r>
     </w:p>
@@ -3570,7 +3614,7 @@
         <w:rPr>
           <w:sz w:val="20"/>
         </w:rPr>
-        <w:t>- Attention ! Le prix unitaire d'achat (100 Fcfa) de Oignon frais en Pièce (Moyen) est relativement élevé par rapport aux autres prix observés dans cette zone. Prière de corriger ou de confirmer avec le QG. Attention ! Le prix unitaire d'achat (250 Fcfa) de Piment séché en Sachets (Petit) est relativement élevé par rapport aux autres prix observés dans cette zone. Prière de corriger ou de confirmer avec le QG. Attention ! Le prix unitaire d'achat (500 Fcfa) de Ail en Sachets (Petit) est relativement élevé par rapport aux autres prix observés dans cette zone. Prière de corriger ou de confirmer avec le QG. Avertissement!! La quantité (4.5 litre) du produit Huile de palme raffinée consommée  par le ménage semble très élevé, prière de corriger ou confirmer avec le QG. Avertissement!!! Le ménage a consommé 14 Paquet Petit de Thé en sachet, cette quantité semble anormale pour une consommation des 7 derniers jours.Prière de corriger ou de confirmer avec le QG. Avertissement!! le prix unitaire (100 Fcfa) de Thé en sachet (unité: Paquet) de taille Petit est très faible ou élevé. Prière de corriger ou de confirmer avec le QG. Incohérence!! Dans ce ménage, chaque individus consomme par jour .5549451 Kg  de cereale; Prière de revoir les quantités prises de ces produits. Incohérence!! Dans ce ménage, chaque individus consomme par jour .5549451 Kg  de cereale; Prière de revoir les quantités prises de ces produits.</w:t>
+        <w:t>- Attention ! Le prix unitaire d'achat (100 Fcfa) de Oignon frais en Pièce (Moyen) est relativement élevé par rapport aux autres prix observés dans cette zone. Prière de corriger ou de confirmer avec le QG. Attention ! Le prix unitaire d'achat (100 Fcfa) de Poivre en Sachets (Petit) est relativement élevé par rapport aux autres prix observés dans cette zone. Prière de corriger ou de confirmer avec le QG. Attention ! Le prix unitaire d'achat (250 Fcfa) de Piment séché en Sachets (Petit) est relativement élevé par rapport aux autres prix observés dans cette zone. Prière de corriger ou de confirmer avec le QG. Attention ! Le prix unitaire d'achat (500 Fcfa) de Ail en Sachets (Petit) est relativement élevé par rapport aux autres prix observés dans cette zone. Prière de corriger ou de confirmer avec le QG. Avertissement!! La quantité (4.5 litre) du produit Huile de palme raffinée consommée  par le ménage semble très élevé, prière de corriger ou confirmer avec le QG. Avertissement!!! Le ménage a consommé 14 Paquet Petit de Thé en sachet, cette quantité semble anormale pour une consommation des 7 derniers jours.Prière de corriger ou de confirmer avec le QG. Avertissement!! le prix unitaire (100 Fcfa) de Thé en sachet (unité: Paquet) de taille Petit est très faible ou élevé. Prière de corriger ou de confirmer avec le QG. Incohérence!! Dans ce ménage, chaque individus consomme par jour 1.208791 Kg  de cereale; Prière de revoir les quantités prises de ces produits. Incohérence!! Dans ce ménage, chaque individus consomme par jour 1.208791 Kg  de cereale; Prière de revoir les quantités prises de ces produits.</w:t>
       </w:r>
     </w:p>
     <w:p>
@@ -3722,6 +3766,27 @@
         <w:t xml:space="preserve">- Avertissement! Le prix de vente (30000 Fcfa) d'un Ovins (Moutons) est trop petit ou élevé . Veuillez confirmer ces informations avec le QG ou apporter les corrections nécessaires. </w:t>
         <w:br/>
         <w:t>- Avertissement! la valeur d'achat (130000 Fcfa) d'un Bovin est trop petite ou élevée . Veuillez confirmer ces informations avec le QG ou apporter les corrections nécessaires.</w:t>
+      </w:r>
+    </w:p>
+    <w:p>
+      <w:r>
+        <w:rPr>
+          <w:b/>
+          <w:color w:val="4672C4"/>
+          <w:sz w:val="22"/>
+        </w:rPr>
+        <w:t>&gt;&gt; Section19 - Equipements agricoles</w:t>
+      </w:r>
+    </w:p>
+    <w:p>
+      <w:pPr>
+        <w:ind w:left="283"/>
+      </w:pPr>
+      <w:r>
+        <w:rPr>
+          <w:sz w:val="20"/>
+        </w:rPr>
+        <w:t>- Attention ! Hache/pioche a été revendu à 5000 Fcfa qui est relativement élevé par rapport aux autres prix de revente observés dans cette zone. Prière de corriger ou de confirmer avec le QG.</w:t>
       </w:r>
     </w:p>
     <w:p>
@@ -4121,7 +4186,7 @@
         <w:br/>
         <w:t xml:space="preserve">- Peu probable! IBRAHIMA DIACK  n'arrive pas  à comprendre un petit texte lu dans une langue locale (s02q03). Veuillez corriger ou donner des explications au QG. Peu probable! IBRAHIMA DIACK  ne sait ni lire, ni écrire, ni comprendre dans aucune des langues  (s02q01,s02q02,s02q03). Veuillez corriger ou donner des explications au QG. </w:t>
         <w:br/>
-        <w:t xml:space="preserve">- Peu probable! MAMADOU  DIACK  n'arrive pas  à comprendre un petit texte lu dans une langue locale (s02q03). Veuillez corriger ou donner des explications au QG. Peu probable! MAMADOU  DIACK  ne sait ni lire, ni écrire, ni comprendre dans aucune des langues  (s02q01,s02q02,s02q03). Veuillez corriger ou donner des explications au QG. Peu plausible MAMADOU  DIACK fréquente au minimum le fondamental 1 mais ne sait ni lire ni comprendre la langue française, prière de corriger ou de confirmer avec le QG merci. Le montant des frais pour les cahiers et autres matériels scolaires pour l'année scolaire de MAMADOU  DIACK est de 0 FCFA, MAMADOU  DIACK a fait comment pour payer ces cahiers et autres matériels scolaires (SAC, stylo, craie, ardoise, crayon...) ? prière de corriger. Attention ! Le frais de scolarité (2000 Fcfa) de MAMADOU  DIACK en 1ére année de Primaire est relativement élevé par rapport aux autres frais de scolarités observés dans cette zone. Prière de corriger ou de confirmer avec le QG. </w:t>
+        <w:t xml:space="preserve">- Peu probable! MAMADOU  DIACK  n'arrive pas  à comprendre un petit texte lu dans une langue locale (s02q03). Veuillez corriger ou donner des explications au QG. Peu probable! MAMADOU  DIACK  ne sait ni lire, ni écrire, ni comprendre dans aucune des langues  (s02q01,s02q02,s02q03). Veuillez corriger ou donner des explications au QG. Peu plausible MAMADOU  DIACK fréquente au minimum le fondamental 1 mais ne sait ni lire ni comprendre la langue française, prière de corriger ou de confirmer avec le QG merci. Le montant des frais pour les cahiers et autres matériels scolaires pour l'année scolaire de MAMADOU  DIACK est de 0 FCFA, MAMADOU  DIACK a fait comment pour payer ces cahiers et autres matériels scolaires (SAC, stylo, craie, ardoise, crayon...) ? prière de corriger. </w:t>
         <w:br/>
         <w:t xml:space="preserve">- Peu probable! OUMAR DJIGO  n'arrive pas  à comprendre un petit texte lu dans une langue locale (s02q03). Veuillez corriger ou donner des explications au QG. Peu probable! OUMAR DJIGO  ne sait ni lire, ni écrire, ni comprendre dans aucune des langues  (s02q01,s02q02,s02q03). Veuillez corriger ou donner des explications au QG. </w:t>
         <w:br/>
@@ -4225,7 +4290,7 @@
         <w:rPr>
           <w:sz w:val="20"/>
         </w:rPr>
-        <w:t>- Avertissement!! La quantité (.66) de Café en poudre soluble en Boite (Autre que la boite/pot de tomate) qui provient de la production du ménage et celle reçue en cadeau depasse la quantité consommée, prière de verifier et corriger. Avertissement!! La quantité (5.5 litre) du produit Huile de palme raffinée consommée  par le ménage semble très élevé, prière de corriger ou confirmer avec le QG. Avertissement!!! Le ménage a consommé 14 Paquet Petit de Thé en sachet, cette quantité semble anormale pour une consommation des 7 derniers jours.Prière de corriger ou de confirmer avec le QG. Avertissement!! le prix unitaire (100 Fcfa) de Thé en sachet (unité: Paquet) de taille Petit est très faible ou élevé. Prière de corriger ou de confirmer avec le QG. Avertissement!!! Le ménage a consommé 14 Tas Moyen de Mâchoiron Frais, cette quantité semble anormale pour une consommation des 7 derniers jours.Prière de corriger ou de confirmer avec le QG. Incohérence!! Dans ce ménage, chaque individus consomme par jour .8333333 Kg  de cereale; Prière de revoir les quantités prises de ces produits.</w:t>
+        <w:t>- Attention ! Le prix unitaire d'achat (1500 Fcfa) de Lait en poudre en Kg (taille unique) est relativement faible par rapport aux autres prix observés dans cette zone. Prière de corriger ou de confirmer avec le QG. Attention ! Le prix unitaire d'achat (75 Fcfa) de Ail en Gousse (Moyen) est relativement faible par rapport aux autres prix observés dans cette zone. Prière de corriger ou de confirmer avec le QG. Avertissement!! La quantité (.66) de Café en poudre soluble en Boite (Autre que la boite/pot de tomate) qui provient de la production du ménage et celle reçue en cadeau depasse la quantité consommée, prière de verifier et corriger. Avertissement!! La quantité (5.5 litre) du produit Huile de palme raffinée consommée  par le ménage semble très élevé, prière de corriger ou confirmer avec le QG. Avertissement!!! Le ménage a consommé 14 Paquet Petit de Thé en sachet, cette quantité semble anormale pour une consommation des 7 derniers jours.Prière de corriger ou de confirmer avec le QG. Avertissement!! le prix unitaire (100 Fcfa) de Thé en sachet (unité: Paquet) de taille Petit est très faible ou élevé. Prière de corriger ou de confirmer avec le QG. Avertissement!!! Le ménage a consommé 14 Tas Moyen de Mâchoiron Frais, cette quantité semble anormale pour une consommation des 7 derniers jours.Prière de corriger ou de confirmer avec le QG. Incohérence!! Dans ce ménage, chaque individus consomme par jour 1.529762 Kg  de cereale; Prière de revoir les quantités prises de ces produits.</w:t>
       </w:r>
     </w:p>
     <w:p>
@@ -4333,6 +4398,8 @@
           <w:sz w:val="20"/>
         </w:rPr>
         <w:t xml:space="preserve">- Attention ! Radio simple/Radiocassette a été achété à 35000 Fcfa est relativement élevé par rapport aux autres prix d'achat observés dans cette zone. Prière de corriger ou de confirmer avec le QG. </w:t>
+        <w:br/>
+        <w:t xml:space="preserve">- Attention ! Table à manger  (table + chaises) a été revendu à 12000 Fcfa qui est relativement élevé par rapport aux autres prix de revente observés dans cette zone. Prière de corriger ou de confirmer avec le QG. </w:t>
         <w:br/>
         <w:t xml:space="preserve">- Attention ! Téléphone portable a été achété à 150000 Fcfa est relativement élevé par rapport aux autres prix d'achat observés dans cette zone. Prière de corriger ou de confirmer avec le QG. Attention ! Téléphone portable a été revendu à 150000 Fcfa qui est relativement élevé par rapport aux autres prix de revente observés dans cette zone. Prière de corriger ou de confirmer avec le QG. </w:t>
         <w:br/>
@@ -4400,27 +4467,6 @@
           <w:sz w:val="20"/>
         </w:rPr>
         <w:t>- Le pourcentage qui reste à recolter pour ces cultures est de 100% c'est-à-dire que la recolte n'a pas commencé pour ces cultures, prière de regarder les questions (s16Cq11 s16Cq12) ou corriger.</w:t>
-      </w:r>
-    </w:p>
-    <w:p>
-      <w:r>
-        <w:rPr>
-          <w:b/>
-          <w:color w:val="4672C4"/>
-          <w:sz w:val="22"/>
-        </w:rPr>
-        <w:t>&gt;&gt; Section17 - Elevage</w:t>
-      </w:r>
-    </w:p>
-    <w:p>
-      <w:pPr>
-        <w:ind w:left="283"/>
-      </w:pPr>
-      <w:r>
-        <w:rPr>
-          <w:sz w:val="20"/>
-        </w:rPr>
-        <w:t>- Attention ! Le ménage a acheté 1 Caprins (Chèvres) à 35000 donc un prix unitaire d'achat (35000 Fcfa) qui  est relativement elevé par rapport aux autres prix observés dans cette zone. Prière de corriger ou de confirmer avec le QG.</w:t>
       </w:r>
     </w:p>
     <w:p>
@@ -4833,11 +4879,11 @@
         <w:rPr>
           <w:sz w:val="20"/>
         </w:rPr>
-        <w:t xml:space="preserve">- Peu probable! ABLAYE SALL  n'arrive pas  à comprendre un petit texte lu dans une langue locale (s02q03). Veuillez corriger ou donner des explications au QG. Attention ! Le frais de scolarité (500 Fcfa) de ABLAYE SALL en 2ème année de Primaire est relativement faible par rapport aux autres frais de scolarités observés dans cette zone. Prière de corriger ou de confirmer avec le QG. </w:t>
+        <w:t xml:space="preserve">- Peu probable! ABLAYE SALL  n'arrive pas  à comprendre un petit texte lu dans une langue locale (s02q03). Veuillez corriger ou donner des explications au QG. </w:t>
         <w:br/>
         <w:t xml:space="preserve">- Peu probable! AMADOU NIANG  n'arrive pas  à comprendre un petit texte lu dans une langue locale (s02q03). Veuillez corriger ou donner des explications au QG. </w:t>
         <w:br/>
-        <w:t xml:space="preserve">- Peu probable! BAIDY SALL  n'arrive pas  à comprendre un petit texte lu dans une langue locale (s02q03). Veuillez corriger ou donner des explications au QG. Attention ! Le frais de scolarité (500 Fcfa) de BAIDY SALL en 4ème année de Primaire est relativement faible par rapport aux autres frais de scolarités observés dans cette zone. Prière de corriger ou de confirmer avec le QG. </w:t>
+        <w:t xml:space="preserve">- Peu probable! BAIDY SALL  n'arrive pas  à comprendre un petit texte lu dans une langue locale (s02q03). Veuillez corriger ou donner des explications au QG. </w:t>
         <w:br/>
         <w:t xml:space="preserve">- Peu probable! DJIBO  SALL  n'arrive pas  à comprendre un petit texte lu dans une langue locale (s02q03). Veuillez corriger ou donner des explications au QG. Peu probable! DJIBO  SALL  ne sait ni lire, ni écrire, ni comprendre dans aucune des langues  (s02q01,s02q02,s02q03). Veuillez corriger ou donner des explications au QG. </w:t>
         <w:br/>
@@ -4939,7 +4985,7 @@
         <w:rPr>
           <w:sz w:val="20"/>
         </w:rPr>
-        <w:t>- Attention ! Le prix unitaire d'achat (100 Fcfa) de Poivron frais en Pièce (Petit) est relativement élevé par rapport aux autres prix observés dans cette zone. Prière de corriger ou de confirmer avec le QG. Avertissement!! le prix unitaire (100 Fcfa) de Thé en sachet (unité: Sachets) de taille Moyen est très faible ou élevé. Prière de corriger ou de confirmer avec le QG. Avertissement!!! Le ménage a consommé 14 Pièce Petit de Poisson de mer séché (yayeboye), cette quantité semble anormale pour une consommation des 7 derniers jours.Prière de corriger ou de confirmer avec le QG. Avertissement!!! Le ménage a consommé 44 Morceau (Portion) Petit de Courge, cette quantité semble anormale pour une consommation des 7 derniers jours.Prière de corriger ou de confirmer avec le QG.</w:t>
+        <w:t>- Attention ! Le prix unitaire d'achat (100 Fcfa) de Poivron frais en Pièce (Petit) est relativement élevé par rapport aux autres prix observés dans cette zone. Prière de corriger ou de confirmer avec le QG. Attention ! Le prix unitaire d'achat (600 Fcfa) de Huile de palme raffinée en Litre (taille unique) est relativement faible par rapport aux autres prix observés dans cette zone. Prière de corriger ou de confirmer avec le QG. Attention ! Soupçons de quantité anormale! Le ménage de MAMADOU SALL avec une taille de 9 personnes a consommé 14 Morceau (Portion) en Petit de Manioc en tubercules qui est relativement élevé comme consommation par rapport à la condition de vie des autres ménages de même taille dans cette zone. Prière de corriger ou de confirmer avec le QG. Avertissement!! le prix unitaire (100 Fcfa) de Thé en sachet (unité: Sachets) de taille Moyen est très faible ou élevé. Prière de corriger ou de confirmer avec le QG. Avertissement!!! Le ménage a consommé 14 Pièce Petit de Poisson de mer séché (yayeboye), cette quantité semble anormale pour une consommation des 7 derniers jours.Prière de corriger ou de confirmer avec le QG. Avertissement!!! Le ménage a consommé 44 Morceau (Portion) Petit de Courge, cette quantité semble anormale pour une consommation des 7 derniers jours.Prière de corriger ou de confirmer avec le QG. Attention ! Soupçons de quantité anormale! Le ménage de MAMADOU SALL avec une taille de 9 personnes a consommé 44 Morceau (Portion) en Petit de Courge qui est relativement élevé comme consommation par rapport à la condition de vie des autres ménages de même taille dans cette zone. Prière de corriger ou de confirmer avec le QG.</w:t>
       </w:r>
     </w:p>
     <w:p>
@@ -5130,6 +5176,8 @@
         <w:rPr>
           <w:sz w:val="20"/>
         </w:rPr>
+        <w:t xml:space="preserve">- Attention ! Hache/pioche a été revendu à 5000 Fcfa qui est relativement élevé par rapport aux autres prix de revente observés dans cette zone. Prière de corriger ou de confirmer avec le QG. </w:t>
+        <w:br/>
         <w:t>- Attention ! Herse a été revendu à 6000 Fcfa qui est relativement élevé par rapport aux autres prix de revente observés dans cette zone. Prière de corriger ou de confirmer avec le QG.</w:t>
       </w:r>
     </w:p>
@@ -5602,7 +5650,7 @@
         <w:rPr>
           <w:sz w:val="20"/>
         </w:rPr>
-        <w:t>- Attention ! Le prix unitaire d'achat (500 Fcfa) de Carotte en Tas (Petit) est relativement élevé par rapport aux autres prix observés dans cette zone. Prière de corriger ou de confirmer avec le QG. Avertissement!! La quantité (6 litre) du produit Huile de palme raffinée consommée  par le ménage semble très élevé, prière de corriger ou confirmer avec le QG. Avertissement!!! Le ménage a consommé 14 Paquet Moyen de Thé en sachet, cette quantité semble anormale pour une consommation des 7 derniers jours.Prière de corriger ou de confirmer avec le QG. Avertissement!! le prix unitaire (100 Fcfa) de Thé en sachet (unité: Paquet) de taille Moyen est très faible ou élevé. Prière de corriger ou de confirmer avec le QG. Avertissement!!! Le ménage a consommé 9 Tas Petit de Mâchoiron Frais, cette quantité semble anormale pour une consommation des 7 derniers jours.Prière de corriger ou de confirmer avec le QG. Attention ! Le prix unitaire d'achat (1500 Fcfa) de Mâchoiron Frais en Tas (Petit) est relativement élevé par rapport aux autres prix observés dans cette zone. Prière de corriger ou de confirmer avec le QG. Incohérence!! Dans ce ménage, chaque individus consomme par jour 1.867347 Kg  de cereale; Prière de revoir les quantités prises de ces produits.</w:t>
+        <w:t>- Attention ! Le prix unitaire d'achat (100 Fcfa) de Poivre en Sachets (Petit) est relativement élevé par rapport aux autres prix observés dans cette zone. Prière de corriger ou de confirmer avec le QG. Attention ! Le prix unitaire d'achat (75 Fcfa) de Ail en Gousse (Moyen) est relativement faible par rapport aux autres prix observés dans cette zone. Prière de corriger ou de confirmer avec le QG. Attention ! Soupçons de quantité anormale! Le ménage de CHEIKHOU WATT avec une taille de 7 personnes a consommé 1 Kg en taille unique de Pâte d'arachide qui est relativement élevé comme consommation par rapport à la condition de vie des autres ménages de même taille dans cette zone. Prière de corriger ou de confirmer avec le QG. Avertissement!! La quantité (6 litre) du produit Huile de palme raffinée consommée  par le ménage semble très élevé, prière de corriger ou confirmer avec le QG. Avertissement!!! Le ménage a consommé 14 Paquet Moyen de Thé en sachet, cette quantité semble anormale pour une consommation des 7 derniers jours.Prière de corriger ou de confirmer avec le QG. Avertissement!! le prix unitaire (100 Fcfa) de Thé en sachet (unité: Paquet) de taille Moyen est très faible ou élevé. Prière de corriger ou de confirmer avec le QG. Avertissement!!! Le ménage a consommé 9 Tas Petit de Mâchoiron Frais, cette quantité semble anormale pour une consommation des 7 derniers jours.Prière de corriger ou de confirmer avec le QG. Attention ! Le prix unitaire d'achat (1500 Fcfa) de Mâchoiron Frais en Tas (Petit) est relativement élevé par rapport aux autres prix observés dans cette zone. Prière de corriger ou de confirmer avec le QG. Incohérence!! Dans ce ménage, chaque individus consomme par jour 2.877551 Kg  de cereale; Prière de revoir les quantités prises de ces produits.</w:t>
       </w:r>
     </w:p>
     <w:p>
@@ -5688,9 +5736,7 @@
         </w:rPr>
         <w:t xml:space="preserve">- Attention ! Appareil TV a été achété à 200000 Fcfa est relativement élevé par rapport aux autres prix d'achat observés dans cette zone. Prière de corriger ou de confirmer avec le QG. Attention ! Appareil TV a été revendu à 150000 Fcfa qui est relativement élevé par rapport aux autres prix de revente observés dans cette zone. Prière de corriger ou de confirmer avec le QG. </w:t>
         <w:br/>
-        <w:t xml:space="preserve">- Attention ! Radio simple/Radiocassette a été achété à 75000 Fcfa est relativement élevé par rapport aux autres prix d'achat observés dans cette zone. Prière de corriger ou de confirmer avec le QG. Attention ! Radio simple/Radiocassette a été revendu à 25000 Fcfa qui est relativement élevé par rapport aux autres prix de revente observés dans cette zone. Prière de corriger ou de confirmer avec le QG. </w:t>
-        <w:br/>
-        <w:t>- Attention ! Réfrigérateur a été achété à 300000 Fcfa est relativement élevé par rapport aux autres prix d'achat observés dans cette zone. Prière de corriger ou de confirmer avec le QG.</w:t>
+        <w:t>- Attention ! Radio simple/Radiocassette a été achété à 75000 Fcfa est relativement élevé par rapport aux autres prix d'achat observés dans cette zone. Prière de corriger ou de confirmer avec le QG. Attention ! Radio simple/Radiocassette a été revendu à 25000 Fcfa qui est relativement élevé par rapport aux autres prix de revente observés dans cette zone. Prière de corriger ou de confirmer avec le QG.</w:t>
       </w:r>
     </w:p>
     <w:p>
@@ -6116,6 +6162,8 @@
         <w:rPr>
           <w:sz w:val="20"/>
         </w:rPr>
+        <w:t xml:space="preserve">- Attention ! Le frais de scolarité (7000 Fcfa) de MAREME WADE en 4ème année de Secondaire 1 (Moyen) Général est relativement élevé par rapport aux autres frais de scolarités observés dans cette zone. Prière de corriger ou de confirmer avec le QG. </w:t>
+        <w:br/>
         <w:t xml:space="preserve">- Peu probable! AISSATOU MAMADOU FALL  n'arrive pas  à comprendre un petit texte lu dans une langue locale (s02q03). Veuillez corriger ou donner des explications au QG. Peu probable! AISSATOU MAMADOU FALL  ne sait ni lire, ni écrire, ni comprendre dans aucune des langues  (s02q01,s02q02,s02q03). Veuillez corriger ou donner des explications au QG. Peu plausible AISSATOU MAMADOU FALL fréquente au minimum le fondamental 1 mais ne sait ni lire ni comprendre la langue française, prière de corriger ou de confirmer avec le QG merci. </w:t>
         <w:br/>
         <w:t xml:space="preserve">- Peu probable! COUMBA SECK  n'arrive pas  à comprendre un petit texte lu dans une langue locale (s02q03). Veuillez corriger ou donner des explications au QG. Peu probable! COUMBA SECK  ne sait ni lire, ni écrire, ni comprendre dans aucune des langues  (s02q01,s02q02,s02q03). Veuillez corriger ou donner des explications au QG. </w:t>
@@ -6205,7 +6253,7 @@
         <w:rPr>
           <w:sz w:val="20"/>
         </w:rPr>
-        <w:t>- La dernière fois que vous avez acheté Viande de poulet entier est vendeur a domicile et semble exister dans les modalités, prière de prendre attache avec le QG pour plus d'explication afin de la classer bien. Avertissement!! La quantité (7.5 litre) du produit Huile d'arachide raffinée consommée  par le ménage semble très élevé, prière de corriger ou confirmer avec le QG. Avertissement!!! Le ménage a consommé 28 Paquet Moyen de Thé en sachet, cette quantité semble anormale pour une consommation des 7 derniers jours.Prière de corriger ou de confirmer avec le QG. Avertissement!! le prix unitaire (100 Fcfa) de Thé en sachet (unité: Paquet) de taille Moyen est très faible ou élevé. Prière de corriger ou de confirmer avec le QG. Avertissement!!! Le ménage a consommé 42 Cube Moyen de Cube alimentaire (Maggi, Jumbo, ), cette quantité semble anormale pour une consommation des 7 derniers jours.Prière de corriger ou de confirmer avec le QG. Avertissement!!!Le ménage a consommé 70 miche de Petit de Pain traditionnel (Baguette)  ce qui semble incoherent pour une consommation aucours des 7 derniers jours, prière de verifier et corriger. Incohérence!! Dans ce ménage, chaque individus consomme par jour .7184874 Kg  de cereale; Prière de revoir les quantités prises de ces produits. Incohérence!! Dans ce ménage, chaque individus consomme par jour .7184874 Kg  de cereale; Prière de revoir les quantités prises de ces produits. Le prix d'achat unitaire (1500 Fcfa) de Mil en Kg de taille taille unique semble élevé, prière de regarder les reponses prises dans les questions s07bq07a s07bq07b s07bq07c s07bq08 pour mieux corriger. Attention ! Le prix unitaire d'achat (1500 Fcfa) de Mil en Kg (taille unique) est relativement élevé par rapport aux autres prix observés dans cette zone. Prière de corriger ou de confirmer avec le QG.</w:t>
+        <w:t>- La dernière fois que vous avez acheté Viande de poulet entier est vendeur a domicile et semble exister dans les modalités, prière de prendre attache avec le QG pour plus d'explication afin de la classer bien. Avertissement!! La quantité (7.5 litre) du produit Huile d'arachide raffinée consommée  par le ménage semble très élevé, prière de corriger ou confirmer avec le QG. Avertissement!!! Le ménage a consommé 28 Paquet Moyen de Thé en sachet, cette quantité semble anormale pour une consommation des 7 derniers jours.Prière de corriger ou de confirmer avec le QG. Avertissement!! le prix unitaire (100 Fcfa) de Thé en sachet (unité: Paquet) de taille Moyen est très faible ou élevé. Prière de corriger ou de confirmer avec le QG. Avertissement!!! Le ménage a consommé 42 Cube Moyen de Cube alimentaire (Maggi, Jumbo, ), cette quantité semble anormale pour une consommation des 7 derniers jours.Prière de corriger ou de confirmer avec le QG. Avertissement!!!Le ménage a consommé 70 miche de Petit de Pain traditionnel (Baguette)  ce qui semble incoherent pour une consommation aucours des 7 derniers jours, prière de verifier et corriger. Incohérence!! Dans ce ménage, chaque individus consomme par jour .7489076 Kg  de cereale; Prière de revoir les quantités prises de ces produits. Incohérence!! Dans ce ménage, chaque individus consomme par jour .7489076 Kg  de cereale; Prière de revoir les quantités prises de ces produits. Le prix d'achat unitaire (1500 Fcfa) de Mil en Kg de taille taille unique semble élevé, prière de regarder les reponses prises dans les questions s07bq07a s07bq07b s07bq07c s07bq08 pour mieux corriger. Attention ! Le prix unitaire d'achat (1500 Fcfa) de Mil en Kg (taille unique) est relativement élevé par rapport aux autres prix observés dans cette zone. Prière de corriger ou de confirmer avec le QG.</w:t>
       </w:r>
     </w:p>
     <w:p>
@@ -6314,9 +6362,7 @@
         <w:rPr>
           <w:sz w:val="20"/>
         </w:rPr>
-        <w:t xml:space="preserve">- Attention ! Appareil TV a été achété à 145000 Fcfa est relativement élevé par rapport aux autres prix d'achat observés dans cette zone. Prière de corriger ou de confirmer avec le QG. Attention ! Appareil TV a été revendu à 140000 Fcfa qui est relativement élevé par rapport aux autres prix de revente observés dans cette zone. Prière de corriger ou de confirmer avec le QG. </w:t>
-        <w:br/>
-        <w:t>- Attention ! Fer à repasser à charbon a été revendu à 4000 Fcfa qui est relativement élevé par rapport aux autres prix de revente observés dans cette zone. Prière de corriger ou de confirmer avec le QG.</w:t>
+        <w:t>- Attention ! Appareil TV a été achété à 145000 Fcfa est relativement élevé par rapport aux autres prix d'achat observés dans cette zone. Prière de corriger ou de confirmer avec le QG.</w:t>
       </w:r>
     </w:p>
     <w:p>
@@ -6425,6 +6471,8 @@
         <w:rPr>
           <w:sz w:val="20"/>
         </w:rPr>
+        <w:t xml:space="preserve">- Attention ! Hache/pioche a été revendu à 5000 Fcfa qui est relativement élevé par rapport aux autres prix de revente observés dans cette zone. Prière de corriger ou de confirmer avec le QG. </w:t>
+        <w:br/>
         <w:t xml:space="preserve">- Attention ! Houe/daba/hilaire a été achété à 10000 Fcfa est relativement élevé par rapport aux autres prix d'achat observés dans cette zone. Prière de corriger ou de confirmer avec le QG. Attention ! Houe/daba/hilaire a été revendu à 10000 Fcfa qui est relativement élevé par rapport aux autres prix de revente observés dans cette zone. Prière de corriger ou de confirmer avec le QG. </w:t>
         <w:br/>
         <w:t xml:space="preserve">- Attention ! Machette a été revendu à 8000 Fcfa qui est relativement élevé par rapport aux autres prix de revente observés dans cette zone. Prière de corriger ou de confirmer avec le QG. </w:t>
@@ -6933,7 +6981,7 @@
         <w:rPr>
           <w:sz w:val="20"/>
         </w:rPr>
-        <w:t>- Attention ! Le prix unitaire d'achat (100 Fcfa) de Biscuits en Sachets industriel (Moyen) est relativement faible par rapport aux autres prix observés dans cette zone. Prière de corriger ou de confirmer avec le QG. Avertissement!! le prix unitaire (100 Fcfa) de Thé en sachet (unité: Sachets) de taille Moyen est très faible ou élevé. Prière de corriger ou de confirmer avec le QG. Incohérence!! Dans ce ménage, chaque individus consomme par jour .7464286 Kg  de cereale; Prière de revoir les quantités prises de ces produits.</w:t>
+        <w:t>- Avertissement!! le prix unitaire (100 Fcfa) de Thé en sachet (unité: Sachets) de taille Moyen est très faible ou élevé. Prière de corriger ou de confirmer avec le QG. Incohérence!! Dans ce ménage, chaque individus consomme par jour 1.275 Kg  de cereale; Prière de revoir les quantités prises de ces produits.</w:t>
       </w:r>
     </w:p>
     <w:p>
@@ -7008,7 +7056,7 @@
           <w:color w:val="4672C4"/>
           <w:sz w:val="22"/>
         </w:rPr>
-        <w:t>&gt;&gt; Section12 - Actifs du menage</w:t>
+        <w:t>&gt;&gt; Section13a - Transferts recus</w:t>
       </w:r>
     </w:p>
     <w:p>
@@ -7019,7 +7067,9 @@
         <w:rPr>
           <w:sz w:val="20"/>
         </w:rPr>
-        <w:t>- Attention ! Fer à repasser à charbon a été revendu à 4000 Fcfa qui est relativement élevé par rapport aux autres prix de revente observés dans cette zone. Prière de corriger ou de confirmer avec le QG.</w:t>
+        <w:t xml:space="preserve">- L'enquêteur prière de fournir d'effort pour avoir le niveau d'étude et l'âge de celui qui a envoyé/donné de l'argent dans la section 13a (Transfert reçu). L'âge de celui qui a envoyé/donné de l'argent dans la section 13a (Transfert reçu) semble  élévé, prière de corriger ou confirmer ave le QG. </w:t>
+        <w:br/>
+        <w:t>- L'enquêteur prière de fournir d'effort pour avoir le niveau d'étude et l'âge de celui qui a envoyé/donné de l'argent dans la section 13a (Transfert reçu). L'âge de celui qui a envoyé/donné de l'argent dans la section 13a (Transfert reçu) semble  élévé, prière de corriger ou confirmer ave le QG.</w:t>
       </w:r>
     </w:p>
     <w:p>
@@ -7029,7 +7079,7 @@
           <w:color w:val="4672C4"/>
           <w:sz w:val="22"/>
         </w:rPr>
-        <w:t>&gt;&gt; Section13a - Transferts recus</w:t>
+        <w:t>&gt;&gt; Section16a - Champs et parcelles</w:t>
       </w:r>
     </w:p>
     <w:p>
@@ -7040,9 +7090,7 @@
         <w:rPr>
           <w:sz w:val="20"/>
         </w:rPr>
-        <w:t xml:space="preserve">- L'enquêteur prière de fournir d'effort pour avoir le niveau d'étude et l'âge de celui qui a envoyé/donné de l'argent dans la section 13a (Transfert reçu). L'âge de celui qui a envoyé/donné de l'argent dans la section 13a (Transfert reçu) semble  élévé, prière de corriger ou confirmer ave le QG. </w:t>
-        <w:br/>
-        <w:t>- L'enquêteur prière de fournir d'effort pour avoir le niveau d'étude et l'âge de celui qui a envoyé/donné de l'argent dans la section 13a (Transfert reçu). L'âge de celui qui a envoyé/donné de l'argent dans la section 13a (Transfert reçu) semble  élévé, prière de corriger ou confirmer ave le QG.</w:t>
+        <w:t>- La raison principale de la non mesure de la parcelle parcelle  de patate est il y’a une riviére qui sépare la parcelle et le village dont on ne peut traverser que par piroque et semble exister dans les modalités, prière de prendre attache avec le QG pour plus d'explication afin de la classer bien.</w:t>
       </w:r>
     </w:p>
     <w:p>
@@ -7052,7 +7100,7 @@
           <w:color w:val="4672C4"/>
           <w:sz w:val="22"/>
         </w:rPr>
-        <w:t>&gt;&gt; Section16a - Champs et parcelles</w:t>
+        <w:t>&gt;&gt; Section16c - Cultures</w:t>
       </w:r>
     </w:p>
     <w:p>
@@ -7063,7 +7111,9 @@
         <w:rPr>
           <w:sz w:val="20"/>
         </w:rPr>
-        <w:t>- La raison principale de la non mesure de la parcelle parcelle  de patate est il y’a une riviére qui sépare la parcelle et le village dont on ne peut traverser que par piroque et semble exister dans les modalités, prière de prendre attache avec le QG pour plus d'explication afin de la classer bien.</w:t>
+        <w:t xml:space="preserve">- Le pourcentage qui reste à recolter pour ces cultures est de 100% c'est-à-dire que la recolte n'a pas commencé pour ces cultures, prière de regarder les questions (s16Cq11 s16Cq12) ou corriger. </w:t>
+        <w:br/>
+        <w:t>- Le pourcentage qui reste à recolter pour ces cultures est de 100% c'est-à-dire que la recolte n'a pas commencé pour ces cultures, prière de regarder les questions (s16Cq11 s16Cq12) ou corriger.</w:t>
       </w:r>
     </w:p>
     <w:p>
@@ -7073,7 +7123,7 @@
           <w:color w:val="4672C4"/>
           <w:sz w:val="22"/>
         </w:rPr>
-        <w:t>&gt;&gt; Section16c - Cultures</w:t>
+        <w:t>&gt;&gt; Section16e - Agriculture</w:t>
       </w:r>
     </w:p>
     <w:p>
@@ -7084,9 +7134,7 @@
         <w:rPr>
           <w:sz w:val="20"/>
         </w:rPr>
-        <w:t xml:space="preserve">- Le pourcentage qui reste à recolter pour ces cultures est de 100% c'est-à-dire que la recolte n'a pas commencé pour ces cultures, prière de regarder les questions (s16Cq11 s16Cq12) ou corriger. </w:t>
-        <w:br/>
-        <w:t>- Le pourcentage qui reste à recolter pour ces cultures est de 100% c'est-à-dire que la recolte n'a pas commencé pour ces cultures, prière de regarder les questions (s16Cq11 s16Cq12) ou corriger.</w:t>
+        <w:t>- Avertissement !!!! Cette parcelle de la section 16E s'agit-il pas d'une parcelle déja listée en 16A ? Veuillez verifier s'il vous plaît afin d'éviter le double compte.</w:t>
       </w:r>
     </w:p>
     <w:p>
@@ -7096,7 +7144,7 @@
           <w:color w:val="4672C4"/>
           <w:sz w:val="22"/>
         </w:rPr>
-        <w:t>&gt;&gt; Section16e - Agriculture</w:t>
+        <w:t>&gt;&gt; Section19 - Equipements agricoles</w:t>
       </w:r>
     </w:p>
     <w:p>
@@ -7107,30 +7155,7 @@
         <w:rPr>
           <w:sz w:val="20"/>
         </w:rPr>
-        <w:t>- Avertissement !!!! Cette parcelle de la section 16E s'agit-il pas d'une parcelle déja listée en 16A ? Veuillez verifier s'il vous plaît afin d'éviter le double compte.</w:t>
-      </w:r>
-    </w:p>
-    <w:p>
-      <w:r>
-        <w:rPr>
-          <w:b/>
-          <w:color w:val="4672C4"/>
-          <w:sz w:val="22"/>
-        </w:rPr>
-        <w:t>&gt;&gt; Section19 - Equipements agricoles</w:t>
-      </w:r>
-    </w:p>
-    <w:p>
-      <w:pPr>
-        <w:ind w:left="283"/>
-      </w:pPr>
-      <w:r>
-        <w:rPr>
-          <w:sz w:val="20"/>
-        </w:rPr>
-        <w:t xml:space="preserve">- Attention ! Herse a été revendu à 7000 Fcfa qui est relativement élevé par rapport aux autres prix de revente observés dans cette zone. Prière de corriger ou de confirmer avec le QG. </w:t>
-        <w:br/>
-        <w:t xml:space="preserve">- Attention ! Houe asine a été revendu à 3500 Fcfa qui est relativement élevé par rapport aux autres prix de revente observés dans cette zone. Prière de corriger ou de confirmer avec le QG. </w:t>
+        <w:t xml:space="preserve">- Attention ! Herse a été achété à 7000 Fcfa est relativement élevé par rapport aux autres prix d'achat observés dans cette zone. Prière de corriger ou de confirmer avec le QG. Attention ! Herse a été revendu à 7000 Fcfa qui est relativement élevé par rapport aux autres prix de revente observés dans cette zone. Prière de corriger ou de confirmer avec le QG. </w:t>
         <w:br/>
         <w:t>- Attention ! Houe/daba/hilaire a été revendu à 5000 Fcfa qui est relativement élevé par rapport aux autres prix de revente observés dans cette zone. Prière de corriger ou de confirmer avec le QG.</w:t>
       </w:r>
@@ -7613,7 +7638,7 @@
         <w:rPr>
           <w:sz w:val="20"/>
         </w:rPr>
-        <w:t>- Avertissement!! La quantité (5.25 litre) du produit Huile de palme raffinée consommée  par le ménage semble très élevé, prière de corriger ou confirmer avec le QG. Avertissement!!! Le ménage a consommé 11 Morceau (Portion) Moyen de Poisson de mer séché (yayeboye), cette quantité semble anormale pour une consommation des 7 derniers jours.Prière de corriger ou de confirmer avec le QG. Avertissement!!! Le ménage a consommé 14 Paquet Moyen de Thé en sachet, cette quantité semble anormale pour une consommation des 7 derniers jours.Prière de corriger ou de confirmer avec le QG. Avertissement!! le prix unitaire (100 Fcfa) de Thé en sachet (unité: Paquet) de taille Moyen est très faible ou élevé. Prière de corriger ou de confirmer avec le QG. Avertissement!!!Le ménage a consommé 70 miche de Petit de Pain traditionnel (Baguette)  ce qui semble incoherent pour une consommation aucours des 7 derniers jours, prière de verifier et corriger.</w:t>
+        <w:t>- Attention ! Le prix unitaire d'achat (25 Fcfa) de Patate douce en Morceau (Portion) (Moyen) est relativement faible par rapport aux autres prix observés dans cette zone. Prière de corriger ou de confirmer avec le QG. Attention ! Le prix unitaire d'achat (50 Fcfa) de Ail en Gousse (Moyen) est relativement faible par rapport aux autres prix observés dans cette zone. Prière de corriger ou de confirmer avec le QG. Avertissement!! La quantité (5.25 litre) du produit Huile de palme raffinée consommée  par le ménage semble très élevé, prière de corriger ou confirmer avec le QG. Avertissement!!! Le ménage a consommé 11 Morceau (Portion) Moyen de Poisson de mer séché (yayeboye), cette quantité semble anormale pour une consommation des 7 derniers jours.Prière de corriger ou de confirmer avec le QG. Avertissement!!! Le ménage a consommé 14 Paquet Moyen de Thé en sachet, cette quantité semble anormale pour une consommation des 7 derniers jours.Prière de corriger ou de confirmer avec le QG. Avertissement!! le prix unitaire (100 Fcfa) de Thé en sachet (unité: Paquet) de taille Moyen est très faible ou élevé. Prière de corriger ou de confirmer avec le QG. Avertissement!!!Le ménage a consommé 70 miche de Petit de Pain traditionnel (Baguette)  ce qui semble incoherent pour une consommation aucours des 7 derniers jours, prière de verifier et corriger. Incohérence!! Dans ce ménage, chaque individus consomme par jour .6134454 Kg  de cereale; Prière de revoir les quantités prises de ces produits.</w:t>
       </w:r>
     </w:p>
     <w:p>
@@ -8240,7 +8265,7 @@
         <w:rPr>
           <w:sz w:val="20"/>
         </w:rPr>
-        <w:t>- Attention ! Le prix unitaire d'achat (12.5 Fcfa) de Concentré de tomate en Sachets industriel (Moyen) est relativement faible par rapport aux autres prix observés dans cette zone. Prière de corriger ou de confirmer avec le QG. Attention ! Le prix unitaire d'achat (333.3333 Fcfa) de Choux en Pièce (Moyen) est relativement élevé par rapport aux autres prix observés dans cette zone. Prière de corriger ou de confirmer avec le QG. Attention ! Le prix unitaire d'achat (37.5 Fcfa) de Cube alimentaire (Maggi, Jumbo, ) en Cube (Moyen) est relativement élevé par rapport aux autres prix observés dans cette zone. Prière de corriger ou de confirmer avec le QG. Attention ! Le prix unitaire d'achat (700 Fcfa) de Poivre en Sachets (Moyen) est relativement élevé par rapport aux autres prix observés dans cette zone. Prière de corriger ou de confirmer avec le QG. Attention ! Le prix unitaire d'achat (900 Fcfa) de Sucre en poudre  en Kg (taille unique) est relativement élevé par rapport aux autres prix observés dans cette zone. Prière de corriger ou de confirmer avec le QG. Avertissement!! La quantité (4.5 litre) du produit Huile de palme raffinée consommée  par le ménage semble très élevé, prière de corriger ou confirmer avec le QG. Avertissement!!! Le ménage a consommé 14 Paquet Moyen de Thé en sachet, cette quantité semble anormale pour une consommation des 7 derniers jours.Prière de corriger ou de confirmer avec le QG. Avertissement!! le prix unitaire (100 Fcfa) de Thé en sachet (unité: Paquet) de taille Moyen est très faible ou élevé. Prière de corriger ou de confirmer avec le QG. Avertissement!!! Le ménage a consommé 8 Tas Moyen de Mâchoiron Frais, cette quantité semble anormale pour une consommation des 7 derniers jours.Prière de corriger ou de confirmer avec le QG. Incohérence!! Dans ce ménage, chaque individus consomme par jour .6160714 Kg  de cereale; Prière de revoir les quantités prises de ces produits.</w:t>
+        <w:t>- Attention ! Le prix unitaire d'achat (12.5 Fcfa) de Concentré de tomate en Sachets industriel (Moyen) est relativement faible par rapport aux autres prix observés dans cette zone. Prière de corriger ou de confirmer avec le QG. Attention ! Le prix unitaire d'achat (125 Fcfa) de Pain moderne (Baguette) en miche (Moyen) est relativement faible par rapport aux autres prix observés dans cette zone. Prière de corriger ou de confirmer avec le QG. Attention ! Le prix unitaire d'achat (50 Fcfa) de Feuilles de patate en Sachets (Petit) est relativement faible par rapport aux autres prix observés dans cette zone. Prière de corriger ou de confirmer avec le QG. Attention ! Le prix unitaire d'achat (900 Fcfa) de Sucre en poudre  en Kg (taille unique) est relativement élevé par rapport aux autres prix observés dans cette zone. Prière de corriger ou de confirmer avec le QG. Avertissement!! La quantité (4.5 litre) du produit Huile de palme raffinée consommée  par le ménage semble très élevé, prière de corriger ou confirmer avec le QG. Avertissement!!! Le ménage a consommé 14 Paquet Moyen de Thé en sachet, cette quantité semble anormale pour une consommation des 7 derniers jours.Prière de corriger ou de confirmer avec le QG. Avertissement!! le prix unitaire (100 Fcfa) de Thé en sachet (unité: Paquet) de taille Moyen est très faible ou élevé. Prière de corriger ou de confirmer avec le QG. Avertissement!!! Le ménage a consommé 8 Tas Moyen de Mâchoiron Frais, cette quantité semble anormale pour une consommation des 7 derniers jours.Prière de corriger ou de confirmer avec le QG. Incohérence!! Dans ce ménage, chaque individus consomme par jour 1.816964 Kg  de cereale; Prière de revoir les quantités prises de ces produits.</w:t>
       </w:r>
     </w:p>
     <w:p>
@@ -8347,6 +8372,8 @@
         <w:rPr>
           <w:sz w:val="20"/>
         </w:rPr>
+        <w:t xml:space="preserve">- Attention ! Antenne parabolique / décodeur a été revendu à 19000 Fcfa qui est relativement élevé par rapport aux autres prix de revente observés dans cette zone. Prière de corriger ou de confirmer avec le QG. </w:t>
+        <w:br/>
         <w:t>- Attention ! Matelas simple a été achété à 200000 Fcfa est relativement élevé par rapport aux autres prix d'achat observés dans cette zone. Prière de corriger ou de confirmer avec le QG. Attention ! Matelas simple a été revendu à 195000 Fcfa qui est relativement élevé par rapport aux autres prix de revente observés dans cette zone. Prière de corriger ou de confirmer avec le QG.</w:t>
       </w:r>
     </w:p>
